--- a/Черников_М6О-408Б-22_ВКР_ПНН.docx
+++ b/Черников_М6О-408Б-22_ВКР_ПНН.docx
@@ -2460,8 +2460,6 @@
         </w:rPr>
         <w:t xml:space="preserve"> </w:t>
       </w:r>
-      <w:bookmarkStart w:id="3" w:name="_GoBack"/>
-      <w:bookmarkEnd w:id="3"/>
     </w:p>
     <w:p>
       <w:pPr>
@@ -3890,7 +3888,7 @@
           <w:color w:val="auto"/>
         </w:rPr>
       </w:pPr>
-      <w:bookmarkStart w:id="4" w:name="_Toc216045558"/>
+      <w:bookmarkStart w:id="3" w:name="_Toc216045558"/>
       <w:r>
         <w:rPr>
           <w:rStyle w:val="a4"/>
@@ -3935,7 +3933,7 @@
         </w:rPr>
         <w:t>Исследование предметной области</w:t>
       </w:r>
-      <w:bookmarkEnd w:id="4"/>
+      <w:bookmarkEnd w:id="3"/>
     </w:p>
     <w:p>
       <w:pPr>
@@ -3946,7 +3944,7 @@
           <w:color w:val="auto"/>
         </w:rPr>
       </w:pPr>
-      <w:bookmarkStart w:id="5" w:name="_Toc216045559"/>
+      <w:bookmarkStart w:id="4" w:name="_Toc216045559"/>
       <w:r>
         <w:rPr>
           <w:rStyle w:val="a4"/>
@@ -3957,7 +3955,7 @@
         </w:rPr>
         <w:t>1.1. Анализ проблем оперативного планирования и требований к кроссплатформенности</w:t>
       </w:r>
-      <w:bookmarkEnd w:id="5"/>
+      <w:bookmarkEnd w:id="4"/>
     </w:p>
     <w:p>
       <w:pPr>
@@ -4971,7 +4969,47 @@
           <w:szCs w:val="24"/>
           <w:lang w:eastAsia="ru-RU"/>
         </w:rPr>
-        <w:t>программа работы СУОНА1 с ППИ (ФО ПР03 — для режимов обработанной метеорологической информации (ОМИ) и МЦИ);</w:t>
+        <w:t>программа работы СУОНА1 с ППИ (ФО ПР03 — для режим</w:t>
+      </w:r>
+      <w:r>
+        <w:rPr>
+          <w:rFonts w:eastAsia="Times New Roman" w:cs="Times New Roman"/>
+          <w:szCs w:val="24"/>
+          <w:lang w:eastAsia="ru-RU"/>
+        </w:rPr>
+        <w:t>ов</w:t>
+      </w:r>
+      <w:r>
+        <w:rPr>
+          <w:rFonts w:eastAsia="Times New Roman" w:cs="Times New Roman"/>
+          <w:szCs w:val="24"/>
+          <w:lang w:eastAsia="ru-RU"/>
+        </w:rPr>
+        <w:t xml:space="preserve"> </w:t>
+      </w:r>
+      <w:r>
+        <w:rPr>
+          <w:rFonts w:eastAsia="Times New Roman" w:cs="Times New Roman"/>
+          <w:szCs w:val="24"/>
+          <w:lang w:eastAsia="ru-RU"/>
+        </w:rPr>
+        <w:t>обработанной метеорологической информации (ОМИ)</w:t>
+      </w:r>
+      <w:r>
+        <w:rPr>
+          <w:rFonts w:eastAsia="Times New Roman" w:cs="Times New Roman"/>
+          <w:szCs w:val="24"/>
+          <w:lang w:eastAsia="ru-RU"/>
+        </w:rPr>
+        <w:t>, юстировка ОНА1</w:t>
+      </w:r>
+      <w:r>
+        <w:rPr>
+          <w:rFonts w:eastAsia="Times New Roman" w:cs="Times New Roman"/>
+          <w:szCs w:val="24"/>
+          <w:lang w:eastAsia="ru-RU"/>
+        </w:rPr>
+        <w:t>);</w:t>
       </w:r>
     </w:p>
     <w:p>
@@ -4994,7 +5032,25 @@
           <w:szCs w:val="24"/>
           <w:lang w:eastAsia="ru-RU"/>
         </w:rPr>
-        <w:t>программа работы СУОНА2 с ППИ (ФО ПР04 — для режимов Съемка, теста непосредственной передачи (ТНП) и калибровки видимого диапазона (КВД))</w:t>
+        <w:t>программа работы СУОНА2 с ППИ (ФО ПР04 — для режимов Съемка, теста непосредственной передачи (ТНП) и калибровки видимого диапазона (КВД)</w:t>
+      </w:r>
+      <w:r>
+        <w:rPr>
+          <w:rFonts w:eastAsia="Times New Roman" w:cs="Times New Roman"/>
+          <w:szCs w:val="24"/>
+          <w:lang w:eastAsia="ru-RU"/>
+        </w:rPr>
+        <w:t>, юстировка ОНА2</w:t>
+      </w:r>
+      <w:bookmarkStart w:id="5" w:name="_GoBack"/>
+      <w:bookmarkEnd w:id="5"/>
+      <w:r>
+        <w:rPr>
+          <w:rFonts w:eastAsia="Times New Roman" w:cs="Times New Roman"/>
+          <w:szCs w:val="24"/>
+          <w:lang w:eastAsia="ru-RU"/>
+        </w:rPr>
+        <w:t>)</w:t>
       </w:r>
       <w:r>
         <w:rPr>
@@ -13846,7 +13902,7 @@
 </file>
 
 <file path=customXml/itemProps1.xml><?xml version="1.0" encoding="utf-8"?>
-<ds:datastoreItem xmlns:ds="http://schemas.openxmlformats.org/officeDocument/2006/customXml" ds:itemID="{21F43116-B618-48B2-8B9F-C1C836B2F4D4}">
+<ds:datastoreItem xmlns:ds="http://schemas.openxmlformats.org/officeDocument/2006/customXml" ds:itemID="{B1373EBB-4960-4784-9671-015FB70C084C}">
   <ds:schemaRefs>
     <ds:schemaRef ds:uri="http://schemas.openxmlformats.org/officeDocument/2006/bibliography"/>
   </ds:schemaRefs>

--- a/Черников_М6О-408Б-22_ВКР_ПНН.docx
+++ b/Черников_М6О-408Б-22_ВКР_ПНН.docx
@@ -4834,7 +4834,7 @@
           <w:szCs w:val="24"/>
           <w:lang w:eastAsia="ru-RU"/>
         </w:rPr>
-        <w:t>ИД для проведения режимов работы ЦА (ФО ИД 06);</w:t>
+        <w:t>ИД для проведения режимов работы ЦА (ФО ИД06);</w:t>
       </w:r>
     </w:p>
     <w:p>
@@ -5042,8 +5042,6 @@
         </w:rPr>
         <w:t>, юстировка ОНА2</w:t>
       </w:r>
-      <w:bookmarkStart w:id="5" w:name="_GoBack"/>
-      <w:bookmarkEnd w:id="5"/>
       <w:r>
         <w:rPr>
           <w:rFonts w:eastAsia="Times New Roman" w:cs="Times New Roman"/>
@@ -5086,6 +5084,172 @@
     </w:p>
     <w:p>
       <w:pPr>
+        <w:spacing w:before="100" w:beforeAutospacing="1" w:after="0" w:line="360" w:lineRule="auto"/>
+        <w:rPr>
+          <w:rFonts w:eastAsia="Times New Roman" w:cs="Times New Roman"/>
+          <w:b/>
+          <w:szCs w:val="24"/>
+          <w:lang w:eastAsia="ru-RU"/>
+        </w:rPr>
+      </w:pPr>
+      <w:r>
+        <w:rPr>
+          <w:rFonts w:eastAsia="Times New Roman" w:cs="Times New Roman"/>
+          <w:b/>
+          <w:szCs w:val="24"/>
+          <w:lang w:eastAsia="ru-RU"/>
+        </w:rPr>
+        <w:t>Режимы работы:</w:t>
+      </w:r>
+    </w:p>
+    <w:p>
+      <w:pPr>
+        <w:pStyle w:val="a3"/>
+        <w:numPr>
+          <w:ilvl w:val="0"/>
+          <w:numId w:val="43"/>
+        </w:numPr>
+        <w:spacing w:before="100" w:beforeAutospacing="1" w:after="0" w:line="360" w:lineRule="auto"/>
+        <w:rPr>
+          <w:rFonts w:eastAsia="Times New Roman" w:cs="Times New Roman"/>
+          <w:b/>
+          <w:szCs w:val="24"/>
+          <w:lang w:eastAsia="ru-RU"/>
+        </w:rPr>
+      </w:pPr>
+      <w:r>
+        <w:rPr>
+          <w:rFonts w:eastAsia="Times New Roman" w:cs="Times New Roman"/>
+          <w:szCs w:val="24"/>
+          <w:lang w:eastAsia="ru-RU"/>
+        </w:rPr>
+        <w:t>Съемки (штатные, технологические, учащенные)</w:t>
+      </w:r>
+    </w:p>
+    <w:p>
+      <w:pPr>
+        <w:pStyle w:val="a3"/>
+        <w:numPr>
+          <w:ilvl w:val="0"/>
+          <w:numId w:val="43"/>
+        </w:numPr>
+        <w:spacing w:before="100" w:beforeAutospacing="1" w:after="0" w:line="360" w:lineRule="auto"/>
+        <w:rPr>
+          <w:rFonts w:eastAsia="Times New Roman" w:cs="Times New Roman"/>
+          <w:b/>
+          <w:szCs w:val="24"/>
+          <w:lang w:eastAsia="ru-RU"/>
+        </w:rPr>
+      </w:pPr>
+      <w:r>
+        <w:rPr>
+          <w:rFonts w:eastAsia="Times New Roman" w:cs="Times New Roman"/>
+          <w:szCs w:val="24"/>
+          <w:lang w:eastAsia="ru-RU"/>
+        </w:rPr>
+        <w:t>ТНП</w:t>
+      </w:r>
+    </w:p>
+    <w:p>
+      <w:pPr>
+        <w:pStyle w:val="a3"/>
+        <w:numPr>
+          <w:ilvl w:val="0"/>
+          <w:numId w:val="43"/>
+        </w:numPr>
+        <w:spacing w:before="100" w:beforeAutospacing="1" w:after="0" w:line="360" w:lineRule="auto"/>
+        <w:rPr>
+          <w:rFonts w:eastAsia="Times New Roman" w:cs="Times New Roman"/>
+          <w:b/>
+          <w:szCs w:val="24"/>
+          <w:lang w:eastAsia="ru-RU"/>
+        </w:rPr>
+      </w:pPr>
+      <w:r>
+        <w:rPr>
+          <w:rFonts w:eastAsia="Times New Roman" w:cs="Times New Roman"/>
+          <w:szCs w:val="24"/>
+          <w:lang w:eastAsia="ru-RU"/>
+        </w:rPr>
+        <w:t>КВД</w:t>
+      </w:r>
+    </w:p>
+    <w:p>
+      <w:pPr>
+        <w:pStyle w:val="a3"/>
+        <w:numPr>
+          <w:ilvl w:val="0"/>
+          <w:numId w:val="43"/>
+        </w:numPr>
+        <w:spacing w:before="100" w:beforeAutospacing="1" w:after="0" w:line="360" w:lineRule="auto"/>
+        <w:rPr>
+          <w:rFonts w:eastAsia="Times New Roman" w:cs="Times New Roman"/>
+          <w:b/>
+          <w:szCs w:val="24"/>
+          <w:lang w:eastAsia="ru-RU"/>
+        </w:rPr>
+      </w:pPr>
+      <w:r>
+        <w:rPr>
+          <w:rFonts w:eastAsia="Times New Roman" w:cs="Times New Roman"/>
+          <w:szCs w:val="24"/>
+          <w:lang w:eastAsia="ru-RU"/>
+        </w:rPr>
+        <w:t>ОМИ</w:t>
+      </w:r>
+    </w:p>
+    <w:p>
+      <w:pPr>
+        <w:pStyle w:val="a3"/>
+        <w:numPr>
+          <w:ilvl w:val="0"/>
+          <w:numId w:val="43"/>
+        </w:numPr>
+        <w:spacing w:before="100" w:beforeAutospacing="1" w:after="0" w:line="360" w:lineRule="auto"/>
+        <w:rPr>
+          <w:rFonts w:eastAsia="Times New Roman" w:cs="Times New Roman"/>
+          <w:b/>
+          <w:szCs w:val="24"/>
+          <w:lang w:eastAsia="ru-RU"/>
+        </w:rPr>
+      </w:pPr>
+      <w:r>
+        <w:rPr>
+          <w:rFonts w:eastAsia="Times New Roman" w:cs="Times New Roman"/>
+          <w:szCs w:val="24"/>
+          <w:lang w:eastAsia="ru-RU"/>
+        </w:rPr>
+        <w:t>Юстировк</w:t>
+      </w:r>
+      <w:r>
+        <w:rPr>
+          <w:rFonts w:eastAsia="Times New Roman" w:cs="Times New Roman"/>
+          <w:szCs w:val="24"/>
+          <w:lang w:eastAsia="ru-RU"/>
+        </w:rPr>
+        <w:t>и</w:t>
+      </w:r>
+      <w:r>
+        <w:rPr>
+          <w:rFonts w:eastAsia="Times New Roman" w:cs="Times New Roman"/>
+          <w:szCs w:val="24"/>
+          <w:lang w:eastAsia="ru-RU"/>
+        </w:rPr>
+        <w:t xml:space="preserve"> ОНА</w:t>
+      </w:r>
+      <w:r>
+        <w:rPr>
+          <w:rFonts w:eastAsia="Times New Roman" w:cs="Times New Roman"/>
+          <w:szCs w:val="24"/>
+          <w:lang w:eastAsia="ru-RU"/>
+        </w:rPr>
+        <w:t xml:space="preserve"> </w:t>
+      </w:r>
+      <w:bookmarkStart w:id="5" w:name="_GoBack"/>
+      <w:bookmarkEnd w:id="5"/>
+    </w:p>
+    <w:p>
+      <w:pPr>
         <w:pStyle w:val="ds-markdown-paragraph"/>
         <w:spacing w:before="240" w:beforeAutospacing="0" w:after="240" w:afterAutospacing="0" w:line="360" w:lineRule="auto"/>
         <w:rPr>
@@ -5100,6 +5264,7 @@
           <w:sz w:val="28"/>
           <w:szCs w:val="28"/>
         </w:rPr>
+        <w:lastRenderedPageBreak/>
         <w:t>Основная проблема существующего решения</w:t>
       </w:r>
       <w:r>
@@ -5212,7 +5377,6 @@
           <w:sz w:val="28"/>
           <w:szCs w:val="28"/>
         </w:rPr>
-        <w:lastRenderedPageBreak/>
         <w:t xml:space="preserve">Данная архитектура </w:t>
       </w:r>
       <w:r>
@@ -5423,6 +5587,7 @@
           <w:sz w:val="28"/>
           <w:szCs w:val="28"/>
         </w:rPr>
+        <w:lastRenderedPageBreak/>
         <w:t>Полная кроссплатформенность:</w:t>
       </w:r>
       <w:r>
@@ -5483,7 +5648,6 @@
           <w:sz w:val="28"/>
           <w:szCs w:val="28"/>
         </w:rPr>
-        <w:lastRenderedPageBreak/>
         <w:t>Лёгкость интеграции:</w:t>
       </w:r>
       <w:r>
@@ -5811,6 +5975,7 @@
           <w:sz w:val="28"/>
           <w:szCs w:val="28"/>
         </w:rPr>
+        <w:lastRenderedPageBreak/>
         <w:t>Система управления базами данных:</w:t>
       </w:r>
       <w:r>
@@ -5949,16 +6114,7 @@
           <w:szCs w:val="24"/>
           <w:lang w:eastAsia="ru-RU"/>
         </w:rPr>
-        <w:t>. Веб-</w:t>
-      </w:r>
-      <w:r>
-        <w:rPr>
-          <w:rFonts w:eastAsia="Times New Roman" w:cs="Times New Roman"/>
-          <w:szCs w:val="24"/>
-          <w:lang w:eastAsia="ru-RU"/>
-        </w:rPr>
-        <w:lastRenderedPageBreak/>
-        <w:t>сервис будет развертываться на сервере с использованием </w:t>
+        <w:t>. Веб-сервис будет развертываться на сервере с использованием </w:t>
       </w:r>
       <w:proofErr w:type="spellStart"/>
       <w:r>
@@ -6034,7 +6190,15 @@
           <w:rFonts w:cs="Times New Roman"/>
           <w:szCs w:val="28"/>
         </w:rPr>
-        <w:t xml:space="preserve">Для обоснования архитектурных решений, предлагаемых в данной работе, необходим критический анализ существующего программного обеспечения, которое в настоящее время выполняет функции оперативного планирования для ГГКС «Электро-М». В качестве такого «аналога» рассматривается функциональный модуль оперативного планирования (ФМ ОП) в составе действующего специального программного обеспечения СПО ПРЦА-Э. Этот анализ позволяет отделить незыблемые предметные требования от </w:t>
+        <w:t xml:space="preserve">Для обоснования архитектурных решений, предлагаемых в данной работе, необходим критический анализ существующего программного обеспечения, которое в настоящее время выполняет функции оперативного планирования для ГГКС «Электро-М». В качестве такого «аналога» рассматривается функциональный модуль оперативного планирования (ФМ ОП) в составе действующего специального программного обеспечения СПО ПРЦА-Э. Этот </w:t>
+      </w:r>
+      <w:r>
+        <w:rPr>
+          <w:rFonts w:cs="Times New Roman"/>
+          <w:szCs w:val="28"/>
+        </w:rPr>
+        <w:lastRenderedPageBreak/>
+        <w:t xml:space="preserve">анализ позволяет отделить незыблемые предметные требования от </w:t>
       </w:r>
       <w:r>
         <w:rPr>
@@ -6114,7 +6278,6 @@
           <w:b/>
           <w:szCs w:val="28"/>
         </w:rPr>
-        <w:lastRenderedPageBreak/>
         <w:t>Учёт комплексных ограничений:</w:t>
       </w:r>
       <w:r>
@@ -6252,6 +6415,7 @@
           <w:rFonts w:cs="Times New Roman"/>
           <w:szCs w:val="28"/>
         </w:rPr>
+        <w:lastRenderedPageBreak/>
         <w:t xml:space="preserve">Техническая реализация текущего ФМ ОП обладает </w:t>
       </w:r>
       <w:r>
@@ -6324,15 +6488,7 @@
           <w:rFonts w:cs="Times New Roman"/>
           <w:szCs w:val="28"/>
         </w:rPr>
-        <w:t xml:space="preserve">Трудности сопровождения и масштабирования: Архитектура «толстого клиента» предполагает установку и обновление ПО на каждой рабочей </w:t>
-      </w:r>
-      <w:r>
-        <w:rPr>
-          <w:rFonts w:cs="Times New Roman"/>
-          <w:szCs w:val="28"/>
-        </w:rPr>
-        <w:lastRenderedPageBreak/>
-        <w:t>станции оператора. Это увеличивает затраты на администрирование, усложняет развёртывание и делает практически невозможным оперативное масштабирование системы.</w:t>
+        <w:t>Трудности сопровождения и масштабирования: Архитектура «толстого клиента» предполагает установку и обновление ПО на каждой рабочей станции оператора. Это увеличивает затраты на администрирование, усложняет развёртывание и делает практически невозможным оперативное масштабирование системы.</w:t>
       </w:r>
     </w:p>
     <w:p>
@@ -6510,6 +6666,7 @@
           <w:rFonts w:cs="Times New Roman"/>
           <w:szCs w:val="28"/>
         </w:rPr>
+        <w:lastRenderedPageBreak/>
         <w:t>Именно это противоречие между необходимостью сохранения сложной предметной логики и требованием кардинальной модернизации архитектуры определяет научно-техническую проблему, решаемую в работе. Предложенный в разделе 1.2 переход к веб-сервисной архитектуре является прямым и адекватным ответом на выявленные ограничения. Данный подход позволяет:</w:t>
       </w:r>
     </w:p>
@@ -6576,7 +6733,6 @@
           <w:rFonts w:cs="Times New Roman"/>
           <w:szCs w:val="28"/>
         </w:rPr>
-        <w:lastRenderedPageBreak/>
         <w:t>Централизовать управление и упростить масштабирование за счёт серверной архитектуры и использования контейнеров (</w:t>
       </w:r>
       <w:proofErr w:type="spellStart"/>
@@ -13902,7 +14058,7 @@
 </file>
 
 <file path=customXml/itemProps1.xml><?xml version="1.0" encoding="utf-8"?>
-<ds:datastoreItem xmlns:ds="http://schemas.openxmlformats.org/officeDocument/2006/customXml" ds:itemID="{B1373EBB-4960-4784-9671-015FB70C084C}">
+<ds:datastoreItem xmlns:ds="http://schemas.openxmlformats.org/officeDocument/2006/customXml" ds:itemID="{9FB459F0-1D3F-432E-B0C6-D75A091E8EC2}">
   <ds:schemaRefs>
     <ds:schemaRef ds:uri="http://schemas.openxmlformats.org/officeDocument/2006/bibliography"/>
   </ds:schemaRefs>

--- a/Черников_М6О-408Б-22_ВКР_ПНН.docx
+++ b/Черников_М6О-408Б-22_ВКР_ПНН.docx
@@ -1564,16 +1564,6 @@
     </w:p>
     <w:p>
       <w:pPr>
-        <w:spacing w:before="240" w:after="240" w:line="360" w:lineRule="auto"/>
-        <w:rPr>
-          <w:rFonts w:eastAsia="Times New Roman" w:cs="Times New Roman"/>
-          <w:szCs w:val="24"/>
-          <w:lang w:eastAsia="ru-RU"/>
-        </w:rPr>
-      </w:pPr>
-    </w:p>
-    <w:p>
-      <w:pPr>
         <w:pStyle w:val="1"/>
         <w:spacing w:line="360" w:lineRule="auto"/>
         <w:rPr>
@@ -1593,6 +1583,7 @@
           <w:sz w:val="28"/>
           <w:lang w:eastAsia="ru-RU"/>
         </w:rPr>
+        <w:lastRenderedPageBreak/>
         <w:t>Перечень сокращений и обозначений</w:t>
       </w:r>
       <w:bookmarkEnd w:id="1"/>
@@ -2337,7 +2328,21 @@
         <w:rPr>
           <w:lang w:eastAsia="ru-RU"/>
         </w:rPr>
-        <w:t>» и «Электро-Л» и предназначена для качественного скачка в обеспечении Росгидромета и других потребителей оперативной гидрометеорологической информацией.</w:t>
+        <w:t>» и «Электро-Л» и предназначена для качественного скачка в обеспечении Росгидромета и других потребителей оперативной гидрометеорологической информаци</w:t>
+      </w:r>
+      <w:r>
+        <w:rPr>
+          <w:lang w:eastAsia="ru-RU"/>
+        </w:rPr>
+        <w:t>и</w:t>
+      </w:r>
+      <w:bookmarkStart w:id="3" w:name="_GoBack"/>
+      <w:bookmarkEnd w:id="3"/>
+      <w:r>
+        <w:rPr>
+          <w:lang w:eastAsia="ru-RU"/>
+        </w:rPr>
+        <w:t>.</w:t>
       </w:r>
     </w:p>
     <w:p>
@@ -2439,153 +2444,124 @@
       <w:pPr>
         <w:spacing w:line="360" w:lineRule="auto"/>
         <w:rPr>
-          <w:b/>
-          <w:color w:val="C00000"/>
-          <w:lang w:val="en-US" w:eastAsia="ru-RU"/>
-        </w:rPr>
-      </w:pPr>
-      <w:r>
-        <w:rPr>
-          <w:b/>
-          <w:color w:val="C00000"/>
-          <w:lang w:eastAsia="ru-RU"/>
-        </w:rPr>
-        <w:t>Ключевые задачи системы:</w:t>
-      </w:r>
-      <w:r>
-        <w:rPr>
-          <w:b/>
-          <w:color w:val="C00000"/>
-          <w:lang w:val="en-US" w:eastAsia="ru-RU"/>
+          <w:color w:val="00B0F0"/>
+          <w:lang w:eastAsia="ru-RU"/>
+        </w:rPr>
+      </w:pPr>
+      <w:r>
+        <w:rPr>
+          <w:color w:val="00B0F0"/>
+          <w:lang w:eastAsia="ru-RU"/>
+        </w:rPr>
+        <w:t>Успешное функционирование такой сложной и распределённой системы, как ГГКС «Электро-М», зависит от эффективности её наземного комплекса управления</w:t>
+      </w:r>
+      <w:r>
+        <w:rPr>
+          <w:color w:val="00B0F0"/>
+          <w:lang w:eastAsia="ru-RU"/>
+        </w:rPr>
+        <w:t xml:space="preserve"> (НКУ) и</w:t>
+      </w:r>
+      <w:r>
+        <w:rPr>
+          <w:color w:val="00B0F0"/>
+          <w:lang w:eastAsia="ru-RU"/>
         </w:rPr>
         <w:t xml:space="preserve"> </w:t>
       </w:r>
-    </w:p>
-    <w:p>
-      <w:pPr>
-        <w:pStyle w:val="a3"/>
-        <w:numPr>
-          <w:ilvl w:val="0"/>
-          <w:numId w:val="45"/>
-        </w:numPr>
+      <w:r>
+        <w:rPr>
+          <w:color w:val="00B0F0"/>
+          <w:lang w:eastAsia="ru-RU"/>
+        </w:rPr>
+        <w:t>н</w:t>
+      </w:r>
+      <w:r>
+        <w:rPr>
+          <w:color w:val="00B0F0"/>
+          <w:lang w:eastAsia="ru-RU"/>
+        </w:rPr>
+        <w:t>аземн</w:t>
+      </w:r>
+      <w:r>
+        <w:rPr>
+          <w:color w:val="00B0F0"/>
+          <w:lang w:eastAsia="ru-RU"/>
+        </w:rPr>
+        <w:t>ого</w:t>
+      </w:r>
+      <w:r>
+        <w:rPr>
+          <w:color w:val="00B0F0"/>
+          <w:lang w:eastAsia="ru-RU"/>
+        </w:rPr>
+        <w:t xml:space="preserve"> комплекс</w:t>
+      </w:r>
+      <w:r>
+        <w:rPr>
+          <w:color w:val="00B0F0"/>
+          <w:lang w:eastAsia="ru-RU"/>
+        </w:rPr>
+        <w:t>а</w:t>
+      </w:r>
+      <w:r>
+        <w:rPr>
+          <w:color w:val="00B0F0"/>
+          <w:lang w:eastAsia="ru-RU"/>
+        </w:rPr>
+        <w:t xml:space="preserve"> приёма, обработки и распространения информации (НКПОР-ЭМ)</w:t>
+      </w:r>
+      <w:r>
+        <w:rPr>
+          <w:color w:val="00B0F0"/>
+          <w:lang w:eastAsia="ru-RU"/>
+        </w:rPr>
+        <w:t>.</w:t>
+      </w:r>
+      <w:r>
+        <w:rPr>
+          <w:color w:val="00B0F0"/>
+          <w:lang w:eastAsia="ru-RU"/>
+        </w:rPr>
+        <w:t xml:space="preserve"> </w:t>
+      </w:r>
+    </w:p>
+    <w:p>
+      <w:pPr>
         <w:spacing w:line="360" w:lineRule="auto"/>
         <w:rPr>
-          <w:color w:val="C00000"/>
-          <w:lang w:eastAsia="ru-RU"/>
-        </w:rPr>
-      </w:pPr>
-      <w:r>
-        <w:rPr>
-          <w:color w:val="C00000"/>
-          <w:lang w:eastAsia="ru-RU"/>
-        </w:rPr>
-        <w:t>Оперативный мониторинг атмосферных процессов для прогноза погоды.</w:t>
-      </w:r>
-    </w:p>
-    <w:p>
-      <w:pPr>
-        <w:pStyle w:val="a3"/>
-        <w:numPr>
-          <w:ilvl w:val="0"/>
-          <w:numId w:val="45"/>
-        </w:numPr>
+          <w:color w:val="00B0F0"/>
+          <w:lang w:eastAsia="ru-RU"/>
+        </w:rPr>
+      </w:pPr>
+      <w:r>
+        <w:rPr>
+          <w:color w:val="00B0F0"/>
+          <w:lang w:eastAsia="ru-RU"/>
+        </w:rPr>
+        <w:t>НКУ предназначен для обеспечения решения задач управления всеми КА в составе орбитальной группировки ГГКС.</w:t>
+      </w:r>
+    </w:p>
+    <w:p>
+      <w:pPr>
         <w:spacing w:line="360" w:lineRule="auto"/>
         <w:rPr>
-          <w:color w:val="C00000"/>
-          <w:lang w:eastAsia="ru-RU"/>
-        </w:rPr>
-      </w:pPr>
-      <w:r>
-        <w:rPr>
-          <w:color w:val="C00000"/>
-          <w:lang w:eastAsia="ru-RU"/>
-        </w:rPr>
-        <w:t>Контроль состояния озонового слоя и мониторинг климата.</w:t>
-      </w:r>
-    </w:p>
-    <w:p>
-      <w:pPr>
-        <w:pStyle w:val="a3"/>
-        <w:numPr>
-          <w:ilvl w:val="0"/>
-          <w:numId w:val="45"/>
-        </w:numPr>
+          <w:color w:val="00B0F0"/>
+          <w:lang w:eastAsia="ru-RU"/>
+        </w:rPr>
+      </w:pPr>
+      <w:r>
+        <w:rPr>
+          <w:color w:val="00B0F0"/>
+          <w:lang w:eastAsia="ru-RU"/>
+        </w:rPr>
+        <w:t>НКПОР предназначен для приема, обработки, накопления и распространения всех видов целевой информации, передаваемой и ретранслируемой с КА «Электро-М», планирования целевого применения ГГКС и целевой аппаратуры КА.</w:t>
+      </w:r>
+    </w:p>
+    <w:p>
+      <w:pPr>
         <w:spacing w:line="360" w:lineRule="auto"/>
         <w:rPr>
-          <w:color w:val="C00000"/>
-          <w:lang w:eastAsia="ru-RU"/>
-        </w:rPr>
-      </w:pPr>
-      <w:r>
-        <w:rPr>
-          <w:color w:val="C00000"/>
-          <w:lang w:eastAsia="ru-RU"/>
-        </w:rPr>
-        <w:t>Наблюдение за гелиогеофизической обстановкой в околоземном пространстве.</w:t>
-      </w:r>
-    </w:p>
-    <w:p>
-      <w:pPr>
-        <w:pStyle w:val="a3"/>
-        <w:numPr>
-          <w:ilvl w:val="0"/>
-          <w:numId w:val="45"/>
-        </w:numPr>
-        <w:spacing w:line="360" w:lineRule="auto"/>
-        <w:rPr>
-          <w:color w:val="C00000"/>
-          <w:lang w:eastAsia="ru-RU"/>
-        </w:rPr>
-      </w:pPr>
-      <w:r>
-        <w:rPr>
-          <w:color w:val="C00000"/>
-          <w:lang w:eastAsia="ru-RU"/>
-        </w:rPr>
-        <w:t>Ретрансляция данных с платформ сбора данных и обеспечение служб поиска и спасания (</w:t>
-      </w:r>
-      <w:proofErr w:type="spellStart"/>
-      <w:r>
-        <w:rPr>
-          <w:color w:val="C00000"/>
-          <w:lang w:eastAsia="ru-RU"/>
-        </w:rPr>
-        <w:t>Коспас-Сарсат</w:t>
-      </w:r>
-      <w:proofErr w:type="spellEnd"/>
-      <w:r>
-        <w:rPr>
-          <w:color w:val="C00000"/>
-          <w:lang w:eastAsia="ru-RU"/>
-        </w:rPr>
-        <w:t>).</w:t>
-      </w:r>
-    </w:p>
-    <w:p>
-      <w:pPr>
-        <w:pStyle w:val="a3"/>
-        <w:numPr>
-          <w:ilvl w:val="0"/>
-          <w:numId w:val="45"/>
-        </w:numPr>
-        <w:spacing w:line="360" w:lineRule="auto"/>
-        <w:rPr>
-          <w:color w:val="C00000"/>
-          <w:lang w:eastAsia="ru-RU"/>
-        </w:rPr>
-      </w:pPr>
-      <w:r>
-        <w:rPr>
-          <w:color w:val="C00000"/>
-          <w:lang w:eastAsia="ru-RU"/>
-        </w:rPr>
-        <w:t>Мониторинг чрезвычайных ситуаций (лесные пожары, паводки, извержения вулканов).</w:t>
-      </w:r>
-    </w:p>
-    <w:p>
-      <w:pPr>
-        <w:spacing w:line="360" w:lineRule="auto"/>
-        <w:rPr>
           <w:color w:val="00B0F0"/>
           <w:lang w:eastAsia="ru-RU"/>
         </w:rPr>
@@ -2595,140 +2571,29 @@
           <w:color w:val="00B0F0"/>
           <w:lang w:eastAsia="ru-RU"/>
         </w:rPr>
-        <w:t>Успешное функционирование такой сложной и распределённой системы, как ГГКС «Электро-М», зависит от эффективности её наземного комплекса управления</w:t>
+        <w:t xml:space="preserve">Центральным звеном в процессе </w:t>
       </w:r>
       <w:r>
         <w:rPr>
           <w:color w:val="00B0F0"/>
           <w:lang w:eastAsia="ru-RU"/>
         </w:rPr>
-        <w:t xml:space="preserve"> (НКУ) и</w:t>
+        <w:t>планирования целевого применения ГГКС и целевой аппаратуры КА</w:t>
       </w:r>
       <w:r>
         <w:rPr>
           <w:color w:val="00B0F0"/>
           <w:lang w:eastAsia="ru-RU"/>
         </w:rPr>
-        <w:t xml:space="preserve"> </w:t>
+        <w:t xml:space="preserve"> является Специальное программное обеспечение автоматизированного планирования работы целевой аппаратуры (СПО ПРЦА-ЭМ), входящее в состав комплекса управления и координации (КУК-ЭМ). Именно это ПО отвечает за составление оптимальных и </w:t>
       </w:r>
       <w:r>
         <w:rPr>
           <w:color w:val="00B0F0"/>
           <w:lang w:eastAsia="ru-RU"/>
         </w:rPr>
-        <w:t>н</w:t>
-      </w:r>
-      <w:r>
-        <w:rPr>
-          <w:color w:val="00B0F0"/>
-          <w:lang w:eastAsia="ru-RU"/>
-        </w:rPr>
-        <w:t>аземн</w:t>
-      </w:r>
-      <w:r>
-        <w:rPr>
-          <w:color w:val="00B0F0"/>
-          <w:lang w:eastAsia="ru-RU"/>
-        </w:rPr>
-        <w:t>ого</w:t>
-      </w:r>
-      <w:r>
-        <w:rPr>
-          <w:color w:val="00B0F0"/>
-          <w:lang w:eastAsia="ru-RU"/>
-        </w:rPr>
-        <w:t xml:space="preserve"> комплекс</w:t>
-      </w:r>
-      <w:r>
-        <w:rPr>
-          <w:color w:val="00B0F0"/>
-          <w:lang w:eastAsia="ru-RU"/>
-        </w:rPr>
-        <w:t>а</w:t>
-      </w:r>
-      <w:r>
-        <w:rPr>
-          <w:color w:val="00B0F0"/>
-          <w:lang w:eastAsia="ru-RU"/>
-        </w:rPr>
-        <w:t xml:space="preserve"> приёма, обработки и распространения информации (НКПОР-ЭМ)</w:t>
-      </w:r>
-      <w:r>
-        <w:rPr>
-          <w:color w:val="00B0F0"/>
-          <w:lang w:eastAsia="ru-RU"/>
-        </w:rPr>
-        <w:t>.</w:t>
-      </w:r>
-      <w:r>
-        <w:rPr>
-          <w:color w:val="00B0F0"/>
-          <w:lang w:eastAsia="ru-RU"/>
-        </w:rPr>
-        <w:t xml:space="preserve"> </w:t>
-      </w:r>
-    </w:p>
-    <w:p>
-      <w:pPr>
-        <w:spacing w:line="360" w:lineRule="auto"/>
-        <w:rPr>
-          <w:color w:val="00B0F0"/>
-          <w:lang w:eastAsia="ru-RU"/>
-        </w:rPr>
-      </w:pPr>
-      <w:r>
-        <w:rPr>
-          <w:color w:val="00B0F0"/>
-          <w:lang w:eastAsia="ru-RU"/>
-        </w:rPr>
         <w:lastRenderedPageBreak/>
-        <w:t>НКУ предназначен для обеспечения решения задач управления всеми КА в составе орбитальной группировки ГГКС.</w:t>
-      </w:r>
-    </w:p>
-    <w:p>
-      <w:pPr>
-        <w:spacing w:line="360" w:lineRule="auto"/>
-        <w:rPr>
-          <w:color w:val="00B0F0"/>
-          <w:lang w:eastAsia="ru-RU"/>
-        </w:rPr>
-      </w:pPr>
-      <w:r>
-        <w:rPr>
-          <w:color w:val="00B0F0"/>
-          <w:lang w:eastAsia="ru-RU"/>
-        </w:rPr>
-        <w:t>НКПОР предназначен для приема, обработки, накопления и распространения всех видов целевой информации, передаваемой и ретранслируемой с КА «Электро-М», планирования целевого применения ГГКС и целевой аппаратуры КА.</w:t>
-      </w:r>
-    </w:p>
-    <w:p>
-      <w:pPr>
-        <w:spacing w:line="360" w:lineRule="auto"/>
-        <w:rPr>
-          <w:color w:val="00B0F0"/>
-          <w:lang w:eastAsia="ru-RU"/>
-        </w:rPr>
-      </w:pPr>
-      <w:r>
-        <w:rPr>
-          <w:color w:val="00B0F0"/>
-          <w:lang w:eastAsia="ru-RU"/>
-        </w:rPr>
-        <w:t xml:space="preserve">Центральным звеном в процессе </w:t>
-      </w:r>
-      <w:r>
-        <w:rPr>
-          <w:color w:val="00B0F0"/>
-          <w:lang w:eastAsia="ru-RU"/>
-        </w:rPr>
-        <w:t>планирования целевого применения ГГКС и целевой аппаратуры КА</w:t>
-      </w:r>
-      <w:r>
-        <w:rPr>
-          <w:color w:val="00B0F0"/>
-          <w:lang w:eastAsia="ru-RU"/>
-        </w:rPr>
-        <w:t xml:space="preserve"> является Специальное программное обеспечение автоматизированного планирования работы целевой аппаратуры (СПО ПРЦА-ЭМ), входящее в состав комплекса управления и координации (КУК-ЭМ). Именно это ПО отвечает за составление оптимальных и непротиворечивых программ работы бортов</w:t>
+        <w:t>непротиворечивых программ работы бортов</w:t>
       </w:r>
       <w:r>
         <w:rPr>
@@ -2785,22 +2650,6 @@
       </w:r>
       <w:r>
         <w:rPr>
-          <w:strike/>
-          <w:sz w:val="28"/>
-          <w:szCs w:val="28"/>
-        </w:rPr>
-        <w:t>управления</w:t>
-      </w:r>
-      <w:r>
-        <w:rPr>
-          <w:strike/>
-          <w:sz w:val="28"/>
-          <w:szCs w:val="28"/>
-        </w:rPr>
-        <w:t xml:space="preserve"> </w:t>
-      </w:r>
-      <w:r>
-        <w:rPr>
           <w:color w:val="00B0F0"/>
           <w:sz w:val="28"/>
           <w:szCs w:val="28"/>
@@ -2814,20 +2663,22 @@
         </w:rPr>
         <w:t xml:space="preserve"> целевой аппаратурой космических аппаратов (КА). </w:t>
       </w:r>
-      <w:r>
-        <w:rPr>
-          <w:strike/>
-          <w:sz w:val="28"/>
-          <w:szCs w:val="28"/>
-        </w:rPr>
-        <w:t>Современные миссии требуют</w:t>
-      </w:r>
-      <w:r>
-        <w:rPr>
-          <w:sz w:val="28"/>
-          <w:szCs w:val="28"/>
-        </w:rPr>
-        <w:t>:</w:t>
+    </w:p>
+    <w:p>
+      <w:pPr>
+        <w:pStyle w:val="ds-markdown-paragraph"/>
+        <w:spacing w:before="240" w:beforeAutospacing="0" w:after="240" w:afterAutospacing="0" w:line="360" w:lineRule="auto"/>
+        <w:rPr>
+          <w:sz w:val="28"/>
+          <w:szCs w:val="28"/>
+        </w:rPr>
+      </w:pPr>
+      <w:r>
+        <w:rPr>
+          <w:sz w:val="28"/>
+          <w:szCs w:val="28"/>
+        </w:rPr>
+        <w:t>Традиционные подходы к планированию работы целевой аппаратуры зачастую базируются на узкоспециализированных решениях, привязанных к конкретным платформам и операционным системам. Это создаёт ряд проблем:</w:t>
       </w:r>
     </w:p>
     <w:p>
@@ -2839,18 +2690,16 @@
         </w:numPr>
         <w:spacing w:after="0" w:afterAutospacing="0" w:line="360" w:lineRule="auto"/>
         <w:rPr>
-          <w:strike/>
-          <w:sz w:val="28"/>
-          <w:szCs w:val="28"/>
-        </w:rPr>
-      </w:pPr>
-      <w:r>
-        <w:rPr>
-          <w:strike/>
-          <w:sz w:val="28"/>
-          <w:szCs w:val="28"/>
-        </w:rPr>
-        <w:t>точного планирования работы бортового оборудования;</w:t>
+          <w:sz w:val="28"/>
+          <w:szCs w:val="28"/>
+        </w:rPr>
+      </w:pPr>
+      <w:r>
+        <w:rPr>
+          <w:sz w:val="28"/>
+          <w:szCs w:val="28"/>
+        </w:rPr>
+        <w:t>высокие затраты на поддержку и обновление ПО;</w:t>
       </w:r>
     </w:p>
     <w:p>
@@ -2862,18 +2711,16 @@
         </w:numPr>
         <w:spacing w:after="0" w:afterAutospacing="0" w:line="360" w:lineRule="auto"/>
         <w:rPr>
-          <w:strike/>
-          <w:sz w:val="28"/>
-          <w:szCs w:val="28"/>
-        </w:rPr>
-      </w:pPr>
-      <w:r>
-        <w:rPr>
-          <w:strike/>
-          <w:sz w:val="28"/>
-          <w:szCs w:val="28"/>
-        </w:rPr>
-        <w:t>учёта динамически изменяющихся условий полёта;</w:t>
+          <w:sz w:val="28"/>
+          <w:szCs w:val="28"/>
+        </w:rPr>
+      </w:pPr>
+      <w:r>
+        <w:rPr>
+          <w:sz w:val="28"/>
+          <w:szCs w:val="28"/>
+        </w:rPr>
+        <w:t>сложности интеграции с новыми наземными комплексами управления;</w:t>
       </w:r>
     </w:p>
     <w:p>
@@ -2885,107 +2732,6 @@
         </w:numPr>
         <w:spacing w:after="0" w:afterAutospacing="0" w:line="360" w:lineRule="auto"/>
         <w:rPr>
-          <w:strike/>
-          <w:sz w:val="28"/>
-          <w:szCs w:val="28"/>
-        </w:rPr>
-      </w:pPr>
-      <w:r>
-        <w:rPr>
-          <w:strike/>
-          <w:sz w:val="28"/>
-          <w:szCs w:val="28"/>
-        </w:rPr>
-        <w:t>оперативного реагирования на нештатные ситуации.</w:t>
-      </w:r>
-    </w:p>
-    <w:p>
-      <w:pPr>
-        <w:pStyle w:val="ds-markdown-paragraph"/>
-        <w:spacing w:after="0" w:afterAutospacing="0" w:line="360" w:lineRule="auto"/>
-        <w:ind w:left="720"/>
-        <w:rPr>
-          <w:sz w:val="28"/>
-          <w:szCs w:val="28"/>
-        </w:rPr>
-      </w:pPr>
-      <w:r>
-        <w:rPr>
-          <w:sz w:val="28"/>
-          <w:szCs w:val="28"/>
-        </w:rPr>
-        <w:t>Старые миссии требовали тоже самого…</w:t>
-      </w:r>
-    </w:p>
-    <w:p>
-      <w:pPr>
-        <w:pStyle w:val="ds-markdown-paragraph"/>
-        <w:spacing w:before="240" w:beforeAutospacing="0" w:after="240" w:afterAutospacing="0" w:line="360" w:lineRule="auto"/>
-        <w:rPr>
-          <w:sz w:val="28"/>
-          <w:szCs w:val="28"/>
-        </w:rPr>
-      </w:pPr>
-      <w:r>
-        <w:rPr>
-          <w:sz w:val="28"/>
-          <w:szCs w:val="28"/>
-        </w:rPr>
-        <w:t>Традиционные подходы к планированию работы целевой аппаратуры зачастую базируются на узкоспециализированных решениях, привязанных к конкретным платформам и операционным системам. Это создаёт ряд проблем:</w:t>
-      </w:r>
-    </w:p>
-    <w:p>
-      <w:pPr>
-        <w:pStyle w:val="ds-markdown-paragraph"/>
-        <w:numPr>
-          <w:ilvl w:val="0"/>
-          <w:numId w:val="25"/>
-        </w:numPr>
-        <w:spacing w:after="0" w:afterAutospacing="0" w:line="360" w:lineRule="auto"/>
-        <w:rPr>
-          <w:sz w:val="28"/>
-          <w:szCs w:val="28"/>
-        </w:rPr>
-      </w:pPr>
-      <w:r>
-        <w:rPr>
-          <w:sz w:val="28"/>
-          <w:szCs w:val="28"/>
-        </w:rPr>
-        <w:lastRenderedPageBreak/>
-        <w:t>высокие затраты на поддержку и обновление ПО;</w:t>
-      </w:r>
-    </w:p>
-    <w:p>
-      <w:pPr>
-        <w:pStyle w:val="ds-markdown-paragraph"/>
-        <w:numPr>
-          <w:ilvl w:val="0"/>
-          <w:numId w:val="25"/>
-        </w:numPr>
-        <w:spacing w:after="0" w:afterAutospacing="0" w:line="360" w:lineRule="auto"/>
-        <w:rPr>
-          <w:sz w:val="28"/>
-          <w:szCs w:val="28"/>
-        </w:rPr>
-      </w:pPr>
-      <w:r>
-        <w:rPr>
-          <w:sz w:val="28"/>
-          <w:szCs w:val="28"/>
-        </w:rPr>
-        <w:t>сложности интеграции с новыми наземными комплексами управления;</w:t>
-      </w:r>
-    </w:p>
-    <w:p>
-      <w:pPr>
-        <w:pStyle w:val="ds-markdown-paragraph"/>
-        <w:numPr>
-          <w:ilvl w:val="0"/>
-          <w:numId w:val="25"/>
-        </w:numPr>
-        <w:spacing w:after="0" w:afterAutospacing="0" w:line="360" w:lineRule="auto"/>
-        <w:rPr>
           <w:sz w:val="28"/>
           <w:szCs w:val="28"/>
         </w:rPr>
@@ -3178,7 +2924,15 @@
           <w:sz w:val="28"/>
           <w:szCs w:val="28"/>
         </w:rPr>
-        <w:t> (входящего в состав специального программного обеспечения автоматизированного планирования работы целевой аппаратуры — СПО ПРЦА-ЭМ), обеспечивающего:</w:t>
+        <w:t xml:space="preserve"> (входящего в состав специального программного обеспечения </w:t>
+      </w:r>
+      <w:r>
+        <w:rPr>
+          <w:sz w:val="28"/>
+          <w:szCs w:val="28"/>
+        </w:rPr>
+        <w:lastRenderedPageBreak/>
+        <w:t>автоматизированного планирования работы целевой аппаратуры — СПО ПРЦА-ЭМ), обеспечивающего:</w:t>
       </w:r>
     </w:p>
     <w:p>
@@ -3328,22 +3082,7 @@
           <w:sz w:val="28"/>
           <w:szCs w:val="28"/>
         </w:rPr>
-        <w:t xml:space="preserve">Формирование требований к кроссплатформенному ПО с учётом специфики </w:t>
-      </w:r>
-      <w:r>
-        <w:rPr>
-          <w:strike/>
-          <w:sz w:val="28"/>
-          <w:szCs w:val="28"/>
-        </w:rPr>
-        <w:t>космической системы</w:t>
-      </w:r>
-      <w:r>
-        <w:rPr>
-          <w:sz w:val="28"/>
-          <w:szCs w:val="28"/>
-        </w:rPr>
-        <w:t xml:space="preserve"> ГГКС «Электро-М».</w:t>
+        <w:t>Формирование требований к кроссплатформенному ПО с учётом специфики ГГКС «Электро-М».</w:t>
       </w:r>
     </w:p>
     <w:p>
@@ -3364,7 +3103,6 @@
           <w:sz w:val="28"/>
           <w:szCs w:val="28"/>
         </w:rPr>
-        <w:lastRenderedPageBreak/>
         <w:t>Разработка архитектуры системы, обеспечивающей кроссплатформенность и масштабируемость.</w:t>
       </w:r>
     </w:p>
@@ -3464,18 +3202,10 @@
       </w:r>
       <w:r>
         <w:rPr>
-          <w:strike/>
-          <w:sz w:val="28"/>
-          <w:szCs w:val="28"/>
-        </w:rPr>
-        <w:t>геостационарной гидрометеорологической космической системы</w:t>
-      </w:r>
-      <w:r>
-        <w:rPr>
-          <w:sz w:val="28"/>
-          <w:szCs w:val="28"/>
-        </w:rPr>
-        <w:t xml:space="preserve"> ГГКС</w:t>
+          <w:sz w:val="28"/>
+          <w:szCs w:val="28"/>
+        </w:rPr>
+        <w:t>ГГКС</w:t>
       </w:r>
       <w:r>
         <w:rPr>
@@ -3596,6 +3326,7 @@
           <w:sz w:val="28"/>
           <w:szCs w:val="28"/>
         </w:rPr>
+        <w:lastRenderedPageBreak/>
         <w:t xml:space="preserve">технологии кроссплатформенной разработки (веб-технологии: </w:t>
       </w:r>
       <w:proofErr w:type="spellStart"/>
@@ -3855,7 +3586,6 @@
           <w:sz w:val="28"/>
           <w:szCs w:val="28"/>
         </w:rPr>
-        <w:lastRenderedPageBreak/>
         <w:t>снижении затрат на разработку и сопровождение ПО для управления КА за счёт кроссплатформенности;</w:t>
       </w:r>
     </w:p>
@@ -3888,7 +3618,7 @@
           <w:color w:val="auto"/>
         </w:rPr>
       </w:pPr>
-      <w:bookmarkStart w:id="3" w:name="_Toc216045558"/>
+      <w:bookmarkStart w:id="4" w:name="_Toc216045558"/>
       <w:r>
         <w:rPr>
           <w:rStyle w:val="a4"/>
@@ -3933,7 +3663,7 @@
         </w:rPr>
         <w:t>Исследование предметной области</w:t>
       </w:r>
-      <w:bookmarkEnd w:id="3"/>
+      <w:bookmarkEnd w:id="4"/>
     </w:p>
     <w:p>
       <w:pPr>
@@ -3944,7 +3674,7 @@
           <w:color w:val="auto"/>
         </w:rPr>
       </w:pPr>
-      <w:bookmarkStart w:id="4" w:name="_Toc216045559"/>
+      <w:bookmarkStart w:id="5" w:name="_Toc216045559"/>
       <w:r>
         <w:rPr>
           <w:rStyle w:val="a4"/>
@@ -3955,7 +3685,7 @@
         </w:rPr>
         <w:t>1.1. Анализ проблем оперативного планирования и требований к кроссплатформенности</w:t>
       </w:r>
-      <w:bookmarkEnd w:id="4"/>
+      <w:bookmarkEnd w:id="5"/>
     </w:p>
     <w:p>
       <w:pPr>
@@ -4059,6 +3789,7 @@
           <w:sz w:val="28"/>
           <w:szCs w:val="28"/>
         </w:rPr>
+        <w:lastRenderedPageBreak/>
         <w:t>СПО ПРЦА-Э разработано по модульному принципу и функционирует на персональной электронно-вычислительной машине (ПЭВМ). В его состав входят следующие функциональные модули:</w:t>
       </w:r>
     </w:p>
@@ -4224,7 +3955,6 @@
           <w:sz w:val="28"/>
           <w:szCs w:val="28"/>
         </w:rPr>
-        <w:lastRenderedPageBreak/>
         <w:t>Основной задачей</w:t>
       </w:r>
       <w:r>
@@ -4327,6 +4057,7 @@
           <w:sz w:val="28"/>
           <w:szCs w:val="28"/>
         </w:rPr>
+        <w:lastRenderedPageBreak/>
         <w:t>Формирование выписки из программы работы КЦА (ВПРЦА) для организации сеансов приёма информации.</w:t>
       </w:r>
     </w:p>
@@ -4529,7 +4260,6 @@
           <w:sz w:val="28"/>
           <w:szCs w:val="28"/>
         </w:rPr>
-        <w:lastRenderedPageBreak/>
         <w:t>временные интервалы сезонного разворота КА;</w:t>
       </w:r>
     </w:p>
@@ -4667,6 +4397,7 @@
           <w:szCs w:val="24"/>
           <w:lang w:eastAsia="ru-RU"/>
         </w:rPr>
+        <w:lastRenderedPageBreak/>
         <w:t>расчет и формирование ФО с программой работы СУОНА1 (принимающая) с ППИ, которая представляет собой временную последовательность работы СУОНА1 с каждым ППИ;</w:t>
       </w:r>
     </w:p>
@@ -4759,7 +4490,6 @@
           <w:szCs w:val="24"/>
           <w:lang w:eastAsia="ru-RU"/>
         </w:rPr>
-        <w:lastRenderedPageBreak/>
         <w:t>Подзадача оптимизационного типа</w:t>
       </w:r>
       <w:r>
@@ -4969,6 +4699,7 @@
           <w:szCs w:val="24"/>
           <w:lang w:eastAsia="ru-RU"/>
         </w:rPr>
+        <w:lastRenderedPageBreak/>
         <w:t>программа работы СУОНА1 с ППИ (ФО ПР03 — для режим</w:t>
       </w:r>
       <w:r>
@@ -5245,8 +4976,6 @@
         </w:rPr>
         <w:t xml:space="preserve"> </w:t>
       </w:r>
-      <w:bookmarkStart w:id="5" w:name="_GoBack"/>
-      <w:bookmarkEnd w:id="5"/>
     </w:p>
     <w:p>
       <w:pPr>
@@ -5264,7 +4993,6 @@
           <w:sz w:val="28"/>
           <w:szCs w:val="28"/>
         </w:rPr>
-        <w:lastRenderedPageBreak/>
         <w:t>Основная проблема существующего решения</w:t>
       </w:r>
       <w:r>
@@ -5477,7 +5205,15 @@
           <w:sz w:val="28"/>
           <w:szCs w:val="28"/>
         </w:rPr>
-        <w:t>. Таким образом, возникает необходимость в разработке нового, кроссплатформенного решения для функционального модуля оперативного планирования, лишённого зависимости от конкретной операционной системы.</w:t>
+        <w:t xml:space="preserve">. Таким образом, возникает </w:t>
+      </w:r>
+      <w:r>
+        <w:rPr>
+          <w:sz w:val="28"/>
+          <w:szCs w:val="28"/>
+        </w:rPr>
+        <w:lastRenderedPageBreak/>
+        <w:t>необходимость в разработке нового, кроссплатформенного решения для функционального модуля оперативного планирования, лишённого зависимости от конкретной операционной системы.</w:t>
       </w:r>
     </w:p>
     <w:p>
@@ -5587,7 +5323,6 @@
           <w:sz w:val="28"/>
           <w:szCs w:val="28"/>
         </w:rPr>
-        <w:lastRenderedPageBreak/>
         <w:t>Полная кроссплатформенность:</w:t>
       </w:r>
       <w:r>
@@ -5703,6 +5438,7 @@
           <w:sz w:val="28"/>
           <w:szCs w:val="28"/>
         </w:rPr>
+        <w:lastRenderedPageBreak/>
         <w:t xml:space="preserve">Для реализации веб-сервиса, отвечающего высоким требованиям надёжности, производительности и безопасности, характерным для космической отрасли, предлагается следующий </w:t>
       </w:r>
       <w:r>
@@ -5975,7 +5711,6 @@
           <w:sz w:val="28"/>
           <w:szCs w:val="28"/>
         </w:rPr>
-        <w:lastRenderedPageBreak/>
         <w:t>Система управления базами данных:</w:t>
       </w:r>
       <w:r>
@@ -6150,7 +5885,15 @@
           <w:sz w:val="28"/>
           <w:szCs w:val="28"/>
         </w:rPr>
-        <w:t>Данный подход к автоматизации позволяет абстрагироваться от операционной системы на рабочих местах операторов, сфокусировавшись на реализации сложной расчётной и оптимизационной логики планирования, а также на создании удобного и наглядного интерфейса для работы с ней, что полностью соответствует цели создания макета кроссплатформенного программного комплекса оперативного планирования.</w:t>
+        <w:t xml:space="preserve">Данный подход к автоматизации позволяет абстрагироваться от операционной системы на рабочих местах операторов, сфокусировавшись на реализации сложной расчётной и оптимизационной логики планирования, а </w:t>
+      </w:r>
+      <w:r>
+        <w:rPr>
+          <w:sz w:val="28"/>
+          <w:szCs w:val="28"/>
+        </w:rPr>
+        <w:lastRenderedPageBreak/>
+        <w:t>также на создании удобного и наглядного интерфейса для работы с ней, что полностью соответствует цели создания макета кроссплатформенного программного комплекса оперативного планирования.</w:t>
       </w:r>
     </w:p>
     <w:p>
@@ -6190,15 +5933,7 @@
           <w:rFonts w:cs="Times New Roman"/>
           <w:szCs w:val="28"/>
         </w:rPr>
-        <w:t xml:space="preserve">Для обоснования архитектурных решений, предлагаемых в данной работе, необходим критический анализ существующего программного обеспечения, которое в настоящее время выполняет функции оперативного планирования для ГГКС «Электро-М». В качестве такого «аналога» рассматривается функциональный модуль оперативного планирования (ФМ ОП) в составе действующего специального программного обеспечения СПО ПРЦА-Э. Этот </w:t>
-      </w:r>
-      <w:r>
-        <w:rPr>
-          <w:rFonts w:cs="Times New Roman"/>
-          <w:szCs w:val="28"/>
-        </w:rPr>
-        <w:lastRenderedPageBreak/>
-        <w:t xml:space="preserve">анализ позволяет отделить незыблемые предметные требования от </w:t>
+        <w:t xml:space="preserve">Для обоснования архитектурных решений, предлагаемых в данной работе, необходим критический анализ существующего программного обеспечения, которое в настоящее время выполняет функции оперативного планирования для ГГКС «Электро-М». В качестве такого «аналога» рассматривается функциональный модуль оперативного планирования (ФМ ОП) в составе действующего специального программного обеспечения СПО ПРЦА-Э. Этот анализ позволяет отделить незыблемые предметные требования от </w:t>
       </w:r>
       <w:r>
         <w:rPr>
@@ -6315,7 +6050,15 @@
           <w:rFonts w:cs="Times New Roman"/>
           <w:szCs w:val="28"/>
         </w:rPr>
-        <w:t xml:space="preserve"> Чётко определённые форматы входных (ФО ИД02, ИД06, КР01 и др.) и выходных (ФО ПР01, ПР03, ПР04, ВПРЦА) данных обеспечивают его работоспособность в рамках сложившейся схемы взаимодействия между ЦУП-ЭМ, НКПОР-ЭМ и КУК-ЭМ.</w:t>
+        <w:t xml:space="preserve"> Чётко определённые форматы входных (ФО ИД02, ИД06, КР01 и др.) и выходных (ФО ПР01, ПР03, ПР04, ВПРЦА) данных обеспечивают его работоспособность в рамках </w:t>
+      </w:r>
+      <w:r>
+        <w:rPr>
+          <w:rFonts w:cs="Times New Roman"/>
+          <w:szCs w:val="28"/>
+        </w:rPr>
+        <w:lastRenderedPageBreak/>
+        <w:t>сложившейся схемы взаимодействия между ЦУП-ЭМ, НКПОР-ЭМ и КУК-ЭМ.</w:t>
       </w:r>
     </w:p>
     <w:p>
@@ -6415,7 +6158,6 @@
           <w:rFonts w:cs="Times New Roman"/>
           <w:szCs w:val="28"/>
         </w:rPr>
-        <w:lastRenderedPageBreak/>
         <w:t xml:space="preserve">Техническая реализация текущего ФМ ОП обладает </w:t>
       </w:r>
       <w:r>
@@ -6564,6 +6306,7 @@
           <w:rFonts w:cs="Times New Roman"/>
           <w:szCs w:val="28"/>
         </w:rPr>
+        <w:lastRenderedPageBreak/>
         <w:t>Проведённый анализ приводит к двум ключевым выводам, формирующим техническое задание для данной работы:</w:t>
       </w:r>
     </w:p>
@@ -6641,7 +6384,14 @@
           <w:rFonts w:cs="Times New Roman"/>
           <w:szCs w:val="28"/>
         </w:rPr>
-        <w:t xml:space="preserve"> Необходимо</w:t>
+        <w:t xml:space="preserve"> </w:t>
+      </w:r>
+      <w:r>
+        <w:rPr>
+          <w:rFonts w:cs="Times New Roman"/>
+          <w:szCs w:val="28"/>
+        </w:rPr>
+        <w:t>Необходимо</w:t>
       </w:r>
       <w:proofErr w:type="gramEnd"/>
       <w:r>
@@ -6666,7 +6416,6 @@
           <w:rFonts w:cs="Times New Roman"/>
           <w:szCs w:val="28"/>
         </w:rPr>
-        <w:lastRenderedPageBreak/>
         <w:t>Именно это противоречие между необходимостью сохранения сложной предметной логики и требованием кардинальной модернизации архитектуры определяет научно-техническую проблему, решаемую в работе. Предложенный в разделе 1.2 переход к веб-сервисной архитектуре является прямым и адекватным ответом на выявленные ограничения. Данный подход позволяет:</w:t>
       </w:r>
     </w:p>
@@ -14058,7 +13807,7 @@
 </file>
 
 <file path=customXml/itemProps1.xml><?xml version="1.0" encoding="utf-8"?>
-<ds:datastoreItem xmlns:ds="http://schemas.openxmlformats.org/officeDocument/2006/customXml" ds:itemID="{9FB459F0-1D3F-432E-B0C6-D75A091E8EC2}">
+<ds:datastoreItem xmlns:ds="http://schemas.openxmlformats.org/officeDocument/2006/customXml" ds:itemID="{4702559F-B8B5-4912-A3B9-A33397BB257C}">
   <ds:schemaRefs>
     <ds:schemaRef ds:uri="http://schemas.openxmlformats.org/officeDocument/2006/bibliography"/>
   </ds:schemaRefs>
